--- a/docs/scripts/compute-badges.docx
+++ b/docs/scripts/compute-badges.docx
@@ -2,7 +2,7 @@
 <file path=word/document.xml><?xml version="1.0" encoding="utf-8"?>
 <w:document xmlns:w="http://schemas.openxmlformats.org/wordprocessingml/2006/main" xmlns:m="http://schemas.openxmlformats.org/officeDocument/2006/math" xmlns:r="http://schemas.openxmlformats.org/officeDocument/2006/relationships" xmlns:o="urn:schemas-microsoft-com:office:office" xmlns:v="urn:schemas-microsoft-com:vml" xmlns:w10="urn:schemas-microsoft-com:office:word" xmlns:a="http://schemas.openxmlformats.org/drawingml/2006/main" xmlns:pic="http://schemas.openxmlformats.org/drawingml/2006/picture" xmlns:wp="http://schemas.openxmlformats.org/drawingml/2006/wordprocessingDrawing">
   <w:body>
-    <w:bookmarkStart w:id="17" w:name="Xfda29ec8c0a18c8dd97840c0e98e46490713b72"/>
+    <w:bookmarkStart w:id="18" w:name="Xfda29ec8c0a18c8dd97840c0e98e46490713b72"/>
     <w:p>
       <w:pPr>
         <w:pStyle w:val="Heading1"/>
@@ -26,7 +26,7 @@
         <w:t xml:space="preserve"> </w:t>
       </w:r>
       <w:r>
-        <w:t xml:space="preserve">1</w:t>
+        <w:t xml:space="preserve">2</w:t>
       </w:r>
       <w:r>
         <w:t xml:space="preserve"> </w:t>
@@ -42,7 +42,7 @@
         <w:t xml:space="preserve"> </w:t>
       </w:r>
       <w:r>
-        <w:t xml:space="preserve">2026-08-18T22:29:59Z</w:t>
+        <w:t xml:space="preserve">2026-09-26T13:08:22Z</w:t>
       </w:r>
       <w:r>
         <w:t xml:space="preserve"> </w:t>
@@ -1207,7 +1207,291 @@
       </w:r>
     </w:p>
     <w:bookmarkEnd w:id="14"/>
-    <w:bookmarkStart w:id="15" w:name="related-scripts"/>
+    <w:bookmarkStart w:id="15" w:name="Xf447e59b547d72b93f8df311c2994aa85e295d7"/>
+    <w:p>
+      <w:pPr>
+        <w:pStyle w:val="Heading2"/>
+      </w:pPr>
+      <w:r>
+        <w:t xml:space="preserve">Export of the files it modifies (§11.4.65, BOB-249)</w:t>
+      </w:r>
+    </w:p>
+    <w:p>
+      <w:pPr>
+        <w:pStyle w:val="FirstParagraph"/>
+      </w:pPr>
+      <w:r>
+        <w:t xml:space="preserve">In apply mode the script rewrites</w:t>
+      </w:r>
+      <w:r>
+        <w:t xml:space="preserve"> </w:t>
+      </w:r>
+      <w:r>
+        <w:rPr>
+          <w:rStyle w:val="VerbatimChar"/>
+        </w:rPr>
+        <w:t xml:space="preserve">README.md</w:t>
+      </w:r>
+      <w:r>
+        <w:t xml:space="preserve"> </w:t>
+      </w:r>
+      <w:r>
+        <w:t xml:space="preserve">and</w:t>
+      </w:r>
+      <w:r>
+        <w:t xml:space="preserve"> </w:t>
+      </w:r>
+      <w:r>
+        <w:rPr>
+          <w:rStyle w:val="VerbatimChar"/>
+        </w:rPr>
+        <w:t xml:space="preserve">docs/TESTING.md</w:t>
+      </w:r>
+      <w:r>
+        <w:t xml:space="preserve">, then</w:t>
+      </w:r>
+      <w:r>
+        <w:t xml:space="preserve"> </w:t>
+      </w:r>
+      <w:r>
+        <w:t xml:space="preserve">regenerates</w:t>
+      </w:r>
+      <w:r>
+        <w:t xml:space="preserve"> </w:t>
+      </w:r>
+      <w:r>
+        <w:rPr>
+          <w:b/>
+          <w:bCs/>
+        </w:rPr>
+        <w:t xml:space="preserve">only those two files’</w:t>
+      </w:r>
+      <w:r>
+        <w:t xml:space="preserve"> </w:t>
+      </w:r>
+      <w:r>
+        <w:rPr>
+          <w:rStyle w:val="VerbatimChar"/>
+        </w:rPr>
+        <w:t xml:space="preserve">.html</w:t>
+      </w:r>
+      <w:r>
+        <w:t xml:space="preserve">/</w:t>
+      </w:r>
+      <w:r>
+        <w:rPr>
+          <w:rStyle w:val="VerbatimChar"/>
+        </w:rPr>
+        <w:t xml:space="preserve">.pdf</w:t>
+      </w:r>
+      <w:r>
+        <w:t xml:space="preserve">/</w:t>
+      </w:r>
+      <w:r>
+        <w:rPr>
+          <w:rStyle w:val="VerbatimChar"/>
+        </w:rPr>
+        <w:t xml:space="preserve">.docx</w:t>
+      </w:r>
+      <w:r>
+        <w:t xml:space="preserve"> </w:t>
+      </w:r>
+      <w:r>
+        <w:t xml:space="preserve">twins via</w:t>
+      </w:r>
+      <w:r>
+        <w:t xml:space="preserve"> </w:t>
+      </w:r>
+      <w:r>
+        <w:rPr>
+          <w:rStyle w:val="VerbatimChar"/>
+        </w:rPr>
+        <w:t xml:space="preserve">scripts/generate_markdown_exports.sh &lt;file.md&gt; ...</w:t>
+      </w:r>
+      <w:r>
+        <w:t xml:space="preserve"> </w:t>
+      </w:r>
+      <w:r>
+        <w:t xml:space="preserve">(explicit-scope mode).</w:t>
+      </w:r>
+      <w:r>
+        <w:t xml:space="preserve"> </w:t>
+      </w:r>
+      <w:r>
+        <w:t xml:space="preserve">A target passed with</w:t>
+      </w:r>
+      <w:r>
+        <w:t xml:space="preserve"> </w:t>
+      </w:r>
+      <w:r>
+        <w:rPr>
+          <w:rStyle w:val="VerbatimChar"/>
+        </w:rPr>
+        <w:t xml:space="preserve">--readme</w:t>
+      </w:r>
+      <w:r>
+        <w:t xml:space="preserve"> </w:t>
+      </w:r>
+      <w:r>
+        <w:t xml:space="preserve">/</w:t>
+      </w:r>
+      <w:r>
+        <w:t xml:space="preserve"> </w:t>
+      </w:r>
+      <w:r>
+        <w:rPr>
+          <w:rStyle w:val="VerbatimChar"/>
+        </w:rPr>
+        <w:t xml:space="preserve">--testing-md</w:t>
+      </w:r>
+      <w:r>
+        <w:t xml:space="preserve"> </w:t>
+      </w:r>
+      <w:r>
+        <w:t xml:space="preserve">that resolves</w:t>
+      </w:r>
+      <w:r>
+        <w:t xml:space="preserve"> </w:t>
+      </w:r>
+      <w:r>
+        <w:rPr>
+          <w:b/>
+          <w:bCs/>
+        </w:rPr>
+        <w:t xml:space="preserve">outside</w:t>
+      </w:r>
+      <w:r>
+        <w:t xml:space="preserve"> </w:t>
+      </w:r>
+      <w:r>
+        <w:t xml:space="preserve">the repository root is a test fixture: its export is skipped and the skip is</w:t>
+      </w:r>
+      <w:r>
+        <w:t xml:space="preserve"> </w:t>
+      </w:r>
+      <w:r>
+        <w:t xml:space="preserve">printed. If no in-repo target was modified, the export step is skipped and</w:t>
+      </w:r>
+      <w:r>
+        <w:t xml:space="preserve"> </w:t>
+      </w:r>
+      <w:r>
+        <w:t xml:space="preserve">says so. A failed export stays a loud, non-fatal warning.</w:t>
+      </w:r>
+    </w:p>
+    <w:p>
+      <w:pPr>
+        <w:pStyle w:val="BodyText"/>
+      </w:pPr>
+      <w:r>
+        <w:t xml:space="preserve">Before this, the export step ran the generator with</w:t>
+      </w:r>
+      <w:r>
+        <w:t xml:space="preserve"> </w:t>
+      </w:r>
+      <w:r>
+        <w:rPr>
+          <w:b/>
+          <w:bCs/>
+        </w:rPr>
+        <w:t xml:space="preserve">no</w:t>
+      </w:r>
+      <w:r>
+        <w:t xml:space="preserve"> </w:t>
+      </w:r>
+      <w:r>
+        <w:t xml:space="preserve">argument — a full</w:t>
+      </w:r>
+      <w:r>
+        <w:t xml:space="preserve"> </w:t>
+      </w:r>
+      <w:r>
+        <w:t xml:space="preserve">sweep of root +</w:t>
+      </w:r>
+      <w:r>
+        <w:t xml:space="preserve"> </w:t>
+      </w:r>
+      <w:r>
+        <w:rPr>
+          <w:rStyle w:val="VerbatimChar"/>
+        </w:rPr>
+        <w:t xml:space="preserve">docs/</w:t>
+      </w:r>
+      <w:r>
+        <w:t xml:space="preserve"> </w:t>
+      </w:r>
+      <w:r>
+        <w:t xml:space="preserve">+</w:t>
+      </w:r>
+      <w:r>
+        <w:t xml:space="preserve"> </w:t>
+      </w:r>
+      <w:r>
+        <w:rPr>
+          <w:rStyle w:val="VerbatimChar"/>
+        </w:rPr>
+        <w:t xml:space="preserve">scripts/</w:t>
+      </w:r>
+      <w:r>
+        <w:t xml:space="preserve"> </w:t>
+      </w:r>
+      <w:r>
+        <w:t xml:space="preserve">of the real tree on every run, including</w:t>
+      </w:r>
+      <w:r>
+        <w:t xml:space="preserve"> </w:t>
+      </w:r>
+      <w:r>
+        <w:t xml:space="preserve">the fixture runs of</w:t>
+      </w:r>
+      <w:r>
+        <w:t xml:space="preserve"> </w:t>
+      </w:r>
+      <w:r>
+        <w:rPr>
+          <w:rStyle w:val="VerbatimChar"/>
+        </w:rPr>
+        <w:t xml:space="preserve">tests/unit/test_compute_badges_carrier_match.sh</w:t>
+      </w:r>
+      <w:r>
+        <w:t xml:space="preserve"> </w:t>
+      </w:r>
+      <w:r>
+        <w:t xml:space="preserve">and</w:t>
+      </w:r>
+      <w:r>
+        <w:t xml:space="preserve"> </w:t>
+      </w:r>
+      <w:r>
+        <w:rPr>
+          <w:rStyle w:val="VerbatimChar"/>
+        </w:rPr>
+        <w:t xml:space="preserve">tests/unit/test_compute_badges_script.py</w:t>
+      </w:r>
+      <w:r>
+        <w:t xml:space="preserve">. Measured in a scratch copy, one</w:t>
+      </w:r>
+      <w:r>
+        <w:t xml:space="preserve"> </w:t>
+      </w:r>
+      <w:r>
+        <w:t xml:space="preserve">such test run regenerated 42 unrelated tracked twins. Guard:</w:t>
+      </w:r>
+      <w:r>
+        <w:t xml:space="preserve"> </w:t>
+      </w:r>
+      <w:r>
+        <w:rPr>
+          <w:rStyle w:val="VerbatimChar"/>
+        </w:rPr>
+        <w:t xml:space="preserve">tests/unit/test_compute_badges_export_scope.sh</w:t>
+      </w:r>
+      <w:r>
+        <w:t xml:space="preserve">.</w:t>
+      </w:r>
+    </w:p>
+    <w:bookmarkEnd w:id="15"/>
+    <w:bookmarkStart w:id="16" w:name="related-scripts"/>
     <w:p>
       <w:pPr>
         <w:pStyle w:val="Heading2"/>
@@ -1306,8 +1590,35 @@
         <w:t xml:space="preserve">keeps in sync.</w:t>
       </w:r>
     </w:p>
-    <w:bookmarkEnd w:id="15"/>
-    <w:bookmarkStart w:id="16" w:name="last-verified"/>
+    <w:p>
+      <w:pPr>
+        <w:pStyle w:val="Compact"/>
+        <w:numPr>
+          <w:ilvl w:val="0"/>
+          <w:numId w:val="1001"/>
+        </w:numPr>
+      </w:pPr>
+      <w:r>
+        <w:rPr>
+          <w:rStyle w:val="VerbatimChar"/>
+        </w:rPr>
+        <w:t xml:space="preserve">scripts/generate_markdown_exports.sh</w:t>
+      </w:r>
+      <w:r>
+        <w:t xml:space="preserve"> </w:t>
+      </w:r>
+      <w:r>
+        <w:t xml:space="preserve">— the exporter, called in</w:t>
+      </w:r>
+      <w:r>
+        <w:t xml:space="preserve"> </w:t>
+      </w:r>
+      <w:r>
+        <w:t xml:space="preserve">explicit-scope mode for the two modified files only.</w:t>
+      </w:r>
+    </w:p>
+    <w:bookmarkEnd w:id="16"/>
+    <w:bookmarkStart w:id="17" w:name="last-verified"/>
     <w:p>
       <w:pPr>
         <w:pStyle w:val="Heading2"/>
@@ -1321,6 +1632,26 @@
         <w:pStyle w:val="FirstParagraph"/>
       </w:pPr>
       <w:r>
+        <w:t xml:space="preserve">2026-09-26: the export-scope guard passes (fixture run touches no in-tree</w:t>
+      </w:r>
+      <w:r>
+        <w:t xml:space="preserve"> </w:t>
+      </w:r>
+      <w:r>
+        <w:t xml:space="preserve">twin and announces the skip; an in-tree run regenerates only README +</w:t>
+      </w:r>
+      <w:r>
+        <w:t xml:space="preserve"> </w:t>
+      </w:r>
+      <w:r>
+        <w:t xml:space="preserve">TESTING twins).</w:t>
+      </w:r>
+    </w:p>
+    <w:p>
+      <w:pPr>
+        <w:pStyle w:val="BodyText"/>
+      </w:pPr>
+      <w:r>
         <w:t xml:space="preserve">2026-08-18, this session:</w:t>
       </w:r>
       <w:r>
@@ -1438,8 +1769,8 @@
         <w:t xml:space="preserve">before/after evidence.</w:t>
       </w:r>
     </w:p>
-    <w:bookmarkEnd w:id="16"/>
     <w:bookmarkEnd w:id="17"/>
+    <w:bookmarkEnd w:id="18"/>
     <w:sectPr>
       <w:footnotePr>
         <w:numRestart w:val="eachSect"/>

--- a/docs/scripts/compute-badges.docx
+++ b/docs/scripts/compute-badges.docx
@@ -26,7 +26,7 @@
         <w:t xml:space="preserve"> </w:t>
       </w:r>
       <w:r>
-        <w:t xml:space="preserve">2</w:t>
+        <w:t xml:space="preserve">3</w:t>
       </w:r>
       <w:r>
         <w:t xml:space="preserve"> </w:t>
@@ -42,7 +42,7 @@
         <w:t xml:space="preserve"> </w:t>
       </w:r>
       <w:r>
-        <w:t xml:space="preserve">2026-09-26T13:08:22Z</w:t>
+        <w:t xml:space="preserve">2026-09-26T14:26:37Z</w:t>
       </w:r>
       <w:r>
         <w:t xml:space="preserve"> </w:t>
@@ -1377,6 +1377,76 @@
       </w:r>
       <w:r>
         <w:t xml:space="preserve">says so. A failed export stays a loud, non-fatal warning.</w:t>
+      </w:r>
+      <w:r>
+        <w:t xml:space="preserve"> </w:t>
+      </w:r>
+      <w:r>
+        <w:t xml:space="preserve">A symlinked</w:t>
+      </w:r>
+      <w:r>
+        <w:t xml:space="preserve"> </w:t>
+      </w:r>
+      <w:r>
+        <w:rPr>
+          <w:rStyle w:val="VerbatimChar"/>
+        </w:rPr>
+        <w:t xml:space="preserve">README</w:t>
+      </w:r>
+      <w:r>
+        <w:t xml:space="preserve">/</w:t>
+      </w:r>
+      <w:r>
+        <w:rPr>
+          <w:rStyle w:val="VerbatimChar"/>
+        </w:rPr>
+        <w:t xml:space="preserve">TESTING_MD</w:t>
+      </w:r>
+      <w:r>
+        <w:t xml:space="preserve"> </w:t>
+      </w:r>
+      <w:r>
+        <w:t xml:space="preserve">is written</w:t>
+      </w:r>
+      <w:r>
+        <w:t xml:space="preserve"> </w:t>
+      </w:r>
+      <w:r>
+        <w:rPr>
+          <w:b/>
+          <w:bCs/>
+        </w:rPr>
+        <w:t xml:space="preserve">through</w:t>
+      </w:r>
+      <w:r>
+        <w:t xml:space="preserve"> </w:t>
+      </w:r>
+      <w:r>
+        <w:t xml:space="preserve">the link at its real</w:t>
+      </w:r>
+      <w:r>
+        <w:t xml:space="preserve"> </w:t>
+      </w:r>
+      <w:r>
+        <w:t xml:space="preserve">target (never replaced by a regular file), and its export is skipped when that</w:t>
+      </w:r>
+      <w:r>
+        <w:t xml:space="preserve"> </w:t>
+      </w:r>
+      <w:r>
+        <w:t xml:space="preserve">real target lies outside the repository (guard:</w:t>
+      </w:r>
+      <w:r>
+        <w:t xml:space="preserve"> </w:t>
+      </w:r>
+      <w:r>
+        <w:rPr>
+          <w:rStyle w:val="VerbatimChar"/>
+        </w:rPr>
+        <w:t xml:space="preserve">tests/unit/test_compute_badges_realpath_scope.sh</w:t>
+      </w:r>
+      <w:r>
+        <w:t xml:space="preserve">).</w:t>
       </w:r>
     </w:p>
     <w:p>
